--- a/Goals/NLP Project Workflow.docx
+++ b/Goals/NLP Project Workflow.docx
@@ -29,15 +29,7 @@
     </w:p>
     <w:p>
       <w:r>
-        <w:t xml:space="preserve">- </w:t>
-      </w:r>
-      <w:proofErr w:type="spellStart"/>
-      <w:r>
-        <w:t>Wisesight</w:t>
-      </w:r>
-      <w:proofErr w:type="spellEnd"/>
-      <w:r>
-        <w:t xml:space="preserve"> Sentiment Corpus (Thai) for monolingual Thai sentiment. (26,737)</w:t>
+        <w:t>- Wisesight Sentiment Corpus (Thai) for monolingual Thai sentiment. (26,737)</w:t>
       </w:r>
     </w:p>
     <w:p>
@@ -63,6 +55,7 @@
         <w:t>)</w:t>
       </w:r>
     </w:p>
+    <w:p/>
     <w:p>
       <w:pPr>
         <w:pStyle w:val="Heading3"/>
@@ -86,6 +79,7 @@
         <w:t>- Labels: sentiment (Positive/Negative/Neutral).</w:t>
       </w:r>
     </w:p>
+    <w:p/>
     <w:p>
       <w:pPr>
         <w:pStyle w:val="Heading3"/>
@@ -104,13 +98,8 @@
         </w:rPr>
         <w:t>‑</w:t>
       </w:r>
-      <w:proofErr w:type="spellStart"/>
-      <w:r>
-        <w:t>RoBERTa</w:t>
-      </w:r>
-      <w:proofErr w:type="spellEnd"/>
-      <w:r>
-        <w:t xml:space="preserve"> base (~270M parameters).</w:t>
+      <w:r>
+        <w:t>RoBERTa base (~270M parameters).</w:t>
       </w:r>
     </w:p>
     <w:p>
@@ -135,6 +124,7 @@
         <w:t>.</w:t>
       </w:r>
     </w:p>
+    <w:p/>
     <w:p>
       <w:pPr>
         <w:pStyle w:val="Heading3"/>
@@ -153,37 +143,8 @@
         </w:rPr>
         <w:t>‑</w:t>
       </w:r>
-      <w:proofErr w:type="spellStart"/>
-      <w:r>
-        <w:t>RoBERTa</w:t>
-      </w:r>
-      <w:proofErr w:type="spellEnd"/>
-      <w:r>
-        <w:t xml:space="preserve"> (</w:t>
-      </w:r>
-      <w:proofErr w:type="spellStart"/>
-      <w:r>
-        <w:t>xlm</w:t>
-      </w:r>
-      <w:proofErr w:type="spellEnd"/>
-      <w:r>
-        <w:t>-</w:t>
-      </w:r>
-      <w:proofErr w:type="spellStart"/>
-      <w:r>
-        <w:t>roberta</w:t>
-      </w:r>
-      <w:proofErr w:type="spellEnd"/>
-      <w:r>
-        <w:t xml:space="preserve">-base) is more up-to-date and stronger for Thai compared to </w:t>
-      </w:r>
-      <w:proofErr w:type="spellStart"/>
-      <w:r>
-        <w:t>mBERT</w:t>
-      </w:r>
-      <w:proofErr w:type="spellEnd"/>
-      <w:r>
-        <w:t>.</w:t>
+      <w:r>
+        <w:t>RoBERTa (xlm-roberta-base) is more up-to-date and stronger for Thai compared to mBERT.</w:t>
       </w:r>
     </w:p>
     <w:p>
@@ -196,15 +157,11 @@
         </w:rPr>
         <w:t>‑</w:t>
       </w:r>
-      <w:proofErr w:type="spellStart"/>
-      <w:r>
-        <w:t>RoBERTa</w:t>
-      </w:r>
-      <w:proofErr w:type="spellEnd"/>
-      <w:r>
-        <w:t xml:space="preserve"> large (~550M parameters)</w:t>
-      </w:r>
-    </w:p>
+      <w:r>
+        <w:t>RoBERTa large (~550M parameters)</w:t>
+      </w:r>
+    </w:p>
+    <w:p/>
     <w:p>
       <w:pPr>
         <w:pStyle w:val="Heading3"/>
@@ -215,93 +172,51 @@
     </w:p>
     <w:p>
       <w:r>
-        <w:t>XLM-</w:t>
-      </w:r>
-      <w:proofErr w:type="spellStart"/>
-      <w:r>
-        <w:t>RoBERTa</w:t>
-      </w:r>
-      <w:proofErr w:type="spellEnd"/>
-      <w:r>
-        <w:t xml:space="preserve"> (XLM-R) is currently the industry standard for this specific scenario. It was trained on </w:t>
-      </w:r>
-      <w:proofErr w:type="spellStart"/>
-      <w:r>
-        <w:t>CommonCrawl</w:t>
-      </w:r>
-      <w:proofErr w:type="spellEnd"/>
-      <w:r>
-        <w:t xml:space="preserve"> data in 100+ languages, including Thai and English, making it uniquely qualified to handle code-mixed inputs from above data sources.</w:t>
+        <w:t>XLM-RoBERTa (XLM-R) is currently the industry standard for this specific scenario. It was trained on CommonCrawl data in 100+ languages, including Thai and English, making it uniquely qualified to handle code-mixed inputs from above data sources.</w:t>
       </w:r>
     </w:p>
     <w:p>
       <w:pPr>
         <w:numPr>
           <w:ilvl w:val="1"/>
-          <w:numId w:val="1"/>
+          <w:numId w:val="2"/>
         </w:numPr>
         <w:tabs>
           <w:tab w:val="clear" w:pos="0"/>
         </w:tabs>
       </w:pPr>
       <w:r>
-        <w:t>Shared Vocabulary: It uses a "</w:t>
-      </w:r>
-      <w:proofErr w:type="spellStart"/>
-      <w:r>
-        <w:t>SentencePiece</w:t>
-      </w:r>
-      <w:proofErr w:type="spellEnd"/>
-      <w:r>
-        <w:t xml:space="preserve">" tokenizer that doesn't rely on </w:t>
-      </w:r>
-      <w:r>
-        <w:t>space</w:t>
-      </w:r>
-      <w:r>
-        <w:t>. It can process Thai characters and English words in the same sequence without breaking.</w:t>
+        <w:t>Shared Vocabulary: It uses a "SentencePiece" tokenizer that doesn't rely on space. It can process Thai characters and English words in the same sequence without breaking.</w:t>
       </w:r>
     </w:p>
     <w:p>
       <w:pPr>
         <w:numPr>
           <w:ilvl w:val="1"/>
-          <w:numId w:val="1"/>
+          <w:numId w:val="2"/>
         </w:numPr>
         <w:tabs>
           <w:tab w:val="clear" w:pos="0"/>
         </w:tabs>
       </w:pPr>
       <w:r>
-        <w:t xml:space="preserve">Cross-lingual Transfer: By training on both SST-2 and </w:t>
-      </w:r>
-      <w:proofErr w:type="spellStart"/>
-      <w:r>
-        <w:t>Wisesight</w:t>
-      </w:r>
-      <w:proofErr w:type="spellEnd"/>
-      <w:r>
-        <w:t>, the model learns that "happy" (EN) and "</w:t>
-      </w:r>
-      <w:proofErr w:type="spellStart"/>
+        <w:t>Cross-lingual Transfer: By training on both SST-2 and Wisesight, the model learns that "happy" (EN) and "</w:t>
+      </w:r>
       <w:r>
         <w:rPr>
           <w:rFonts w:ascii="Leelawadee UI" w:hAnsi="Leelawadee UI" w:cs="Leelawadee UI"/>
         </w:rPr>
         <w:t>ดีใจ</w:t>
       </w:r>
-      <w:proofErr w:type="spellEnd"/>
       <w:r>
         <w:t xml:space="preserve">" (TH) occupy similar vector spaces, which is critical for code-mixed sentences like "I am so </w:t>
       </w:r>
-      <w:proofErr w:type="spellStart"/>
       <w:r>
         <w:rPr>
           <w:rFonts w:ascii="Leelawadee UI" w:hAnsi="Leelawadee UI" w:cs="Leelawadee UI"/>
         </w:rPr>
         <w:t>ดีใจ</w:t>
       </w:r>
-      <w:proofErr w:type="spellEnd"/>
       <w:r>
         <w:t xml:space="preserve"> today."</w:t>
       </w:r>
@@ -310,25 +225,17 @@
       <w:pPr>
         <w:numPr>
           <w:ilvl w:val="1"/>
-          <w:numId w:val="1"/>
+          <w:numId w:val="2"/>
         </w:numPr>
         <w:tabs>
           <w:tab w:val="clear" w:pos="0"/>
         </w:tabs>
       </w:pPr>
       <w:r>
-        <w:lastRenderedPageBreak/>
-        <w:t>Performance: It consistently outperforms multilingual BERT (</w:t>
-      </w:r>
-      <w:proofErr w:type="spellStart"/>
-      <w:r>
-        <w:t>mBERT</w:t>
-      </w:r>
-      <w:proofErr w:type="spellEnd"/>
-      <w:r>
-        <w:t>) because it was trained on significantly more Thai web data.</w:t>
-      </w:r>
-    </w:p>
+        <w:t>Performance: It consistently outperforms multilingual BERT (mBERT) because it was trained on significantly more Thai web data.</w:t>
+      </w:r>
+    </w:p>
+    <w:p/>
     <w:p>
       <w:pPr>
         <w:pStyle w:val="Heading3"/>
@@ -364,30 +271,21 @@
       <w:r>
         <w:t xml:space="preserve">- Example: </w:t>
       </w:r>
-      <w:proofErr w:type="spellStart"/>
-      <w:proofErr w:type="gramStart"/>
       <w:r>
         <w:rPr>
           <w:rFonts w:ascii="Leelawadee UI" w:hAnsi="Leelawadee UI" w:cs="Leelawadee UI"/>
         </w:rPr>
         <w:t>วันนี้</w:t>
       </w:r>
-      <w:proofErr w:type="spellEnd"/>
-      <w:r>
-        <w:t xml:space="preserve">  server</w:t>
-      </w:r>
-      <w:proofErr w:type="gramEnd"/>
-      <w:r>
-        <w:t xml:space="preserve">  </w:t>
-      </w:r>
-      <w:proofErr w:type="spellStart"/>
+      <w:r>
+        <w:t xml:space="preserve">  server  </w:t>
+      </w:r>
       <w:r>
         <w:rPr>
           <w:rFonts w:ascii="Leelawadee UI" w:hAnsi="Leelawadee UI" w:cs="Leelawadee UI"/>
         </w:rPr>
         <w:t>ล่ม</w:t>
       </w:r>
-      <w:proofErr w:type="spellEnd"/>
       <w:r>
         <w:t>.</w:t>
       </w:r>
@@ -417,20 +315,326 @@
         <w:t>- Confidence score (probability distribution)</w:t>
       </w:r>
     </w:p>
+    <w:p/>
     <w:p>
       <w:pPr>
         <w:pStyle w:val="Heading3"/>
       </w:pPr>
       <w:r>
-        <w:t xml:space="preserve">Workflow on </w:t>
-      </w:r>
-      <w:proofErr w:type="spellStart"/>
-      <w:r>
-        <w:t>Colab</w:t>
-      </w:r>
-      <w:proofErr w:type="spellEnd"/>
-      <w:r>
-        <w:t xml:space="preserve"> Notebook</w:t>
+        <w:t>Workflow on Colab Notebook</w:t>
+      </w:r>
+    </w:p>
+    <w:p>
+      <w:pPr>
+        <w:rPr>
+          <w:b/>
+          <w:bCs/>
+        </w:rPr>
+      </w:pPr>
+      <w:r>
+        <w:rPr>
+          <w:b/>
+          <w:bCs/>
+        </w:rPr>
+        <w:t xml:space="preserve">Step </w:t>
+      </w:r>
+      <w:r>
+        <w:rPr>
+          <w:b/>
+          <w:bCs/>
+        </w:rPr>
+        <w:t>1</w:t>
+      </w:r>
+      <w:r>
+        <w:rPr>
+          <w:b/>
+          <w:bCs/>
+        </w:rPr>
+        <w:t>:</w:t>
+      </w:r>
+      <w:r>
+        <w:rPr>
+          <w:b/>
+          <w:bCs/>
+        </w:rPr>
+        <w:t xml:space="preserve"> Load tokenizer and model</w:t>
+      </w:r>
+    </w:p>
+    <w:p>
+      <w:r>
+        <w:t xml:space="preserve">model = </w:t>
+      </w:r>
+      <w:r>
+        <w:t>xlm-roberta-base</w:t>
+      </w:r>
+    </w:p>
+    <w:p>
+      <w:r>
+        <w:t>num_</w:t>
+      </w:r>
+      <w:r>
+        <w:t>labels = 3</w:t>
+      </w:r>
+    </w:p>
+    <w:p>
+      <w:pPr>
+        <w:rPr>
+          <w:b/>
+          <w:bCs/>
+        </w:rPr>
+      </w:pPr>
+      <w:r>
+        <w:rPr>
+          <w:b/>
+          <w:bCs/>
+        </w:rPr>
+        <w:t xml:space="preserve">Step </w:t>
+      </w:r>
+      <w:r>
+        <w:rPr>
+          <w:b/>
+          <w:bCs/>
+        </w:rPr>
+        <w:t>2</w:t>
+      </w:r>
+      <w:r>
+        <w:rPr>
+          <w:b/>
+          <w:bCs/>
+        </w:rPr>
+        <w:t>:</w:t>
+      </w:r>
+      <w:r>
+        <w:rPr>
+          <w:b/>
+          <w:bCs/>
+        </w:rPr>
+        <w:t xml:space="preserve"> Load Dataset</w:t>
+      </w:r>
+    </w:p>
+    <w:p>
+      <w:r>
+        <w:t xml:space="preserve">Load </w:t>
+      </w:r>
+      <w:r>
+        <w:t xml:space="preserve">wisesight and </w:t>
+      </w:r>
+      <w:r>
+        <w:t>SST-2 Dataset</w:t>
+      </w:r>
+      <w:r>
+        <w:t>s</w:t>
+      </w:r>
+    </w:p>
+    <w:p>
+      <w:pPr>
+        <w:rPr>
+          <w:b/>
+          <w:bCs/>
+        </w:rPr>
+      </w:pPr>
+      <w:r>
+        <w:rPr>
+          <w:b/>
+          <w:bCs/>
+        </w:rPr>
+        <w:t xml:space="preserve">Step </w:t>
+      </w:r>
+      <w:r>
+        <w:rPr>
+          <w:b/>
+          <w:bCs/>
+        </w:rPr>
+        <w:t>3</w:t>
+      </w:r>
+      <w:r>
+        <w:rPr>
+          <w:b/>
+          <w:bCs/>
+        </w:rPr>
+        <w:t>:</w:t>
+      </w:r>
+      <w:r>
+        <w:rPr>
+          <w:b/>
+          <w:bCs/>
+        </w:rPr>
+        <w:t xml:space="preserve"> Convert labels to numeric</w:t>
+      </w:r>
+    </w:p>
+    <w:p>
+      <w:r>
+        <w:t xml:space="preserve">Wisesight labels: </w:t>
+      </w:r>
+      <w:r>
+        <w:t>0: positive, 1: neutral, 2: negative</w:t>
+      </w:r>
+    </w:p>
+    <w:p>
+      <w:r>
+        <w:t>SST-2 labels: 0=negative, 1=positive -&gt; remap to: 0=positive, 2=negative</w:t>
+      </w:r>
+    </w:p>
+    <w:p>
+      <w:pPr>
+        <w:rPr>
+          <w:b/>
+          <w:bCs/>
+        </w:rPr>
+      </w:pPr>
+      <w:r>
+        <w:rPr>
+          <w:b/>
+          <w:bCs/>
+        </w:rPr>
+        <w:t>Step 4: Combining datasets</w:t>
+      </w:r>
+    </w:p>
+    <w:p>
+      <w:r>
+        <w:t>Use Wisesight test + SST-2 validation as eval</w:t>
+      </w:r>
+    </w:p>
+    <w:p>
+      <w:pPr>
+        <w:rPr>
+          <w:b/>
+          <w:bCs/>
+        </w:rPr>
+      </w:pPr>
+      <w:r>
+        <w:rPr>
+          <w:b/>
+          <w:bCs/>
+        </w:rPr>
+        <w:t xml:space="preserve">Step 5: </w:t>
+      </w:r>
+      <w:r>
+        <w:rPr>
+          <w:b/>
+          <w:bCs/>
+        </w:rPr>
+        <w:t>Tokenization and Formatting</w:t>
+      </w:r>
+    </w:p>
+    <w:p>
+      <w:r>
+        <w:t>- Tokenize Function</w:t>
+      </w:r>
+    </w:p>
+    <w:p>
+      <w:r>
+        <w:t>- Apply Tokenization</w:t>
+      </w:r>
+    </w:p>
+    <w:p>
+      <w:r>
+        <w:t>- Format for PyTorch</w:t>
+      </w:r>
+    </w:p>
+    <w:p>
+      <w:pPr>
+        <w:rPr>
+          <w:b/>
+          <w:bCs/>
+        </w:rPr>
+      </w:pPr>
+      <w:r>
+        <w:rPr>
+          <w:b/>
+          <w:bCs/>
+        </w:rPr>
+        <w:t>Step 6: Creating the trainer</w:t>
+      </w:r>
+    </w:p>
+    <w:p>
+      <w:r>
+        <w:t>- Setting Up Trainer</w:t>
+      </w:r>
+    </w:p>
+    <w:p>
+      <w:r>
+        <w:t>training_args = TrainingArguments(</w:t>
+      </w:r>
+    </w:p>
+    <w:p>
+      <w:r>
+        <w:t>    save_strategy="epoch",</w:t>
+      </w:r>
+    </w:p>
+    <w:p>
+      <w:r>
+        <w:t>    learning_rate=2e-5,</w:t>
+      </w:r>
+    </w:p>
+    <w:p>
+      <w:r>
+        <w:t>    per_device_train_batch_size=16,</w:t>
+      </w:r>
+    </w:p>
+    <w:p>
+      <w:r>
+        <w:t>    per_device_eval_batch_size=32,</w:t>
+      </w:r>
+    </w:p>
+    <w:p>
+      <w:r>
+        <w:t>    num_train_epochs=3,</w:t>
+      </w:r>
+    </w:p>
+    <w:p>
+      <w:r>
+        <w:t>    weight_decay=0.01,</w:t>
+      </w:r>
+    </w:p>
+    <w:p>
+      <w:r>
+        <w:t>    logging_steps=100</w:t>
+      </w:r>
+    </w:p>
+    <w:p>
+      <w:r>
+        <w:t>)</w:t>
+      </w:r>
+    </w:p>
+    <w:p>
+      <w:r>
+        <w:t xml:space="preserve">- </w:t>
+      </w:r>
+      <w:r>
+        <w:t>I</w:t>
+      </w:r>
+      <w:r>
+        <w:t>mport</w:t>
+      </w:r>
+      <w:r>
+        <w:t xml:space="preserve"> metric</w:t>
+      </w:r>
+    </w:p>
+    <w:p>
+      <w:r>
+        <w:t xml:space="preserve">- </w:t>
+      </w:r>
+      <w:r>
+        <w:t>Create Trainer</w:t>
+      </w:r>
+    </w:p>
+    <w:p>
+      <w:r>
+        <w:t>- Train</w:t>
+      </w:r>
+    </w:p>
+    <w:p>
+      <w:r>
+        <w:t>- Evaluate</w:t>
+      </w:r>
+    </w:p>
+    <w:p>
+      <w:r>
+        <w:t>- Save Model</w:t>
+      </w:r>
+      <w:r>
+        <w:t xml:space="preserve"> </w:t>
       </w:r>
     </w:p>
     <w:p/>
@@ -439,7 +643,7 @@
         <w:pStyle w:val="Heading3"/>
       </w:pPr>
       <w:r>
-        <w:t>Reason</w:t>
+        <w:t>Usage</w:t>
       </w:r>
     </w:p>
     <w:p>
@@ -483,22 +687,851 @@
         </w:rPr>
         <w:t>‑</w:t>
       </w:r>
-      <w:proofErr w:type="spellStart"/>
-      <w:r>
-        <w:t>RoBERTa</w:t>
-      </w:r>
-      <w:proofErr w:type="spellEnd"/>
-      <w:r>
+      <w:r>
+        <w:t xml:space="preserve">RoBERTa </w:t>
+      </w:r>
+      <w:r>
+        <w:rPr>
+          <w:rFonts w:ascii="Aptos" w:hAnsi="Aptos" w:cs="Aptos"/>
+        </w:rPr>
+        <w:t>→</w:t>
+      </w:r>
+      <w:r>
+        <w:t xml:space="preserve"> sentiment output.</w:t>
+      </w:r>
+    </w:p>
+    <w:p/>
+    <w:p>
+      <w:pPr>
+        <w:pStyle w:val="Heading3"/>
+      </w:pPr>
+      <w:r>
+        <w:t>Current Progress</w:t>
+      </w:r>
+    </w:p>
+    <w:p>
+      <w:pPr>
+        <w:pStyle w:val="Heading3"/>
+      </w:pPr>
+      <w:r>
+        <w:t>Final_Model_v1 with wise</w:t>
+      </w:r>
+      <w:r>
+        <w:t>-sight and sst2 datasets</w:t>
+      </w:r>
+    </w:p>
+    <w:p>
+      <w:pPr>
+        <w:rPr>
+          <w:b/>
+          <w:bCs/>
+        </w:rPr>
+      </w:pPr>
+      <w:r>
+        <w:t xml:space="preserve">Get the </w:t>
+      </w:r>
+      <w:r>
+        <w:rPr>
+          <w:b/>
+          <w:bCs/>
+        </w:rPr>
+        <w:t>correct</w:t>
+      </w:r>
+      <w:r>
+        <w:t xml:space="preserve"> Sentiment Analysis for </w:t>
+      </w:r>
+      <w:r>
+        <w:rPr>
+          <w:b/>
+          <w:bCs/>
+        </w:rPr>
+        <w:t>Positive</w:t>
+      </w:r>
+      <w:r>
+        <w:t xml:space="preserve"> and </w:t>
+      </w:r>
+      <w:r>
+        <w:rPr>
+          <w:b/>
+          <w:bCs/>
+        </w:rPr>
+        <w:t>Negative</w:t>
+      </w:r>
+    </w:p>
+    <w:p>
+      <w:r>
+        <w:rPr>
+          <w:noProof/>
+        </w:rPr>
+        <w:drawing>
+          <wp:inline distT="0" distB="0" distL="0" distR="0" wp14:anchorId="574303C2" wp14:editId="3DCB8FBF">
+            <wp:extent cx="5943600" cy="1560830"/>
+            <wp:effectExtent l="0" t="0" r="0" b="1270"/>
+            <wp:docPr id="1189427002" name="Picture 1">
+              <a:extLst xmlns:a="http://schemas.openxmlformats.org/drawingml/2006/main">
+                <a:ext uri="{FF2B5EF4-FFF2-40B4-BE49-F238E27FC236}">
+                  <a16:creationId xmlns:a16="http://schemas.microsoft.com/office/drawing/2014/main" id="{E049BBE6-B878-4086-94B8-1A63D45712D1}"/>
+                </a:ext>
+              </a:extLst>
+            </wp:docPr>
+            <wp:cNvGraphicFramePr>
+              <a:graphicFrameLocks xmlns:a="http://schemas.openxmlformats.org/drawingml/2006/main" noChangeAspect="1"/>
+            </wp:cNvGraphicFramePr>
+            <a:graphic xmlns:a="http://schemas.openxmlformats.org/drawingml/2006/main">
+              <a:graphicData uri="http://schemas.openxmlformats.org/drawingml/2006/picture">
+                <pic:pic xmlns:pic="http://schemas.openxmlformats.org/drawingml/2006/picture">
+                  <pic:nvPicPr>
+                    <pic:cNvPr id="1189427002" name="Picture 1189427002"/>
+                    <pic:cNvPicPr/>
+                  </pic:nvPicPr>
+                  <pic:blipFill>
+                    <a:blip r:embed="rId8" cstate="print">
+                      <a:extLst>
+                        <a:ext uri="{28A0092B-C50C-407E-A947-70E740481C1C}">
+                          <a14:useLocalDpi xmlns:a14="http://schemas.microsoft.com/office/drawing/2010/main" val="0"/>
+                        </a:ext>
+                      </a:extLst>
+                    </a:blip>
+                    <a:stretch>
+                      <a:fillRect/>
+                    </a:stretch>
+                  </pic:blipFill>
+                  <pic:spPr>
+                    <a:xfrm>
+                      <a:off x="0" y="0"/>
+                      <a:ext cx="5943600" cy="1560830"/>
+                    </a:xfrm>
+                    <a:prstGeom prst="rect">
+                      <a:avLst/>
+                    </a:prstGeom>
+                  </pic:spPr>
+                </pic:pic>
+              </a:graphicData>
+            </a:graphic>
+          </wp:inline>
+        </w:drawing>
+      </w:r>
+      <w:r>
+        <w:rPr>
+          <w:noProof/>
+        </w:rPr>
+        <w:drawing>
+          <wp:inline distT="0" distB="0" distL="0" distR="0" wp14:anchorId="6CEBCBC3" wp14:editId="143B30CB">
+            <wp:extent cx="5943600" cy="1330960"/>
+            <wp:effectExtent l="0" t="0" r="0" b="2540"/>
+            <wp:docPr id="1879780975" name="Picture 2">
+              <a:extLst xmlns:a="http://schemas.openxmlformats.org/drawingml/2006/main">
+                <a:ext uri="{FF2B5EF4-FFF2-40B4-BE49-F238E27FC236}">
+                  <a16:creationId xmlns:a16="http://schemas.microsoft.com/office/drawing/2014/main" id="{F6F03344-5BCC-4F3D-BDE7-3F92397CDE0D}"/>
+                </a:ext>
+              </a:extLst>
+            </wp:docPr>
+            <wp:cNvGraphicFramePr>
+              <a:graphicFrameLocks xmlns:a="http://schemas.openxmlformats.org/drawingml/2006/main" noChangeAspect="1"/>
+            </wp:cNvGraphicFramePr>
+            <a:graphic xmlns:a="http://schemas.openxmlformats.org/drawingml/2006/main">
+              <a:graphicData uri="http://schemas.openxmlformats.org/drawingml/2006/picture">
+                <pic:pic xmlns:pic="http://schemas.openxmlformats.org/drawingml/2006/picture">
+                  <pic:nvPicPr>
+                    <pic:cNvPr id="1879780975" name="Picture 1879780975"/>
+                    <pic:cNvPicPr/>
+                  </pic:nvPicPr>
+                  <pic:blipFill>
+                    <a:blip r:embed="rId9" cstate="print">
+                      <a:extLst>
+                        <a:ext uri="{28A0092B-C50C-407E-A947-70E740481C1C}">
+                          <a14:useLocalDpi xmlns:a14="http://schemas.microsoft.com/office/drawing/2010/main" val="0"/>
+                        </a:ext>
+                      </a:extLst>
+                    </a:blip>
+                    <a:stretch>
+                      <a:fillRect/>
+                    </a:stretch>
+                  </pic:blipFill>
+                  <pic:spPr>
+                    <a:xfrm>
+                      <a:off x="0" y="0"/>
+                      <a:ext cx="5943600" cy="1330960"/>
+                    </a:xfrm>
+                    <a:prstGeom prst="rect">
+                      <a:avLst/>
+                    </a:prstGeom>
+                  </pic:spPr>
+                </pic:pic>
+              </a:graphicData>
+            </a:graphic>
+          </wp:inline>
+        </w:drawing>
+      </w:r>
+    </w:p>
+    <w:p>
+      <w:pPr>
+        <w:rPr>
+          <w:b/>
+          <w:bCs/>
+        </w:rPr>
+      </w:pPr>
+      <w:r>
+        <w:t xml:space="preserve">Not </w:t>
+      </w:r>
+      <w:r>
+        <w:t>getting</w:t>
+      </w:r>
+      <w:r>
+        <w:t xml:space="preserve"> the </w:t>
+      </w:r>
+      <w:r>
+        <w:t>correct</w:t>
+      </w:r>
+      <w:r>
+        <w:t xml:space="preserve"> label for </w:t>
+      </w:r>
+      <w:r>
+        <w:rPr>
+          <w:b/>
+          <w:bCs/>
+        </w:rPr>
+        <w:t>Neutral Sentiment</w:t>
+      </w:r>
+      <w:r>
+        <w:rPr>
+          <w:b/>
+          <w:bCs/>
+        </w:rPr>
         <w:t xml:space="preserve"> </w:t>
       </w:r>
       <w:r>
-        <w:rPr>
-          <w:rFonts w:ascii="Aptos" w:hAnsi="Aptos" w:cs="Aptos"/>
-        </w:rPr>
-        <w:t>→</w:t>
-      </w:r>
-      <w:r>
-        <w:t xml:space="preserve"> sentiment output.</w:t>
+        <w:t>and describing it as</w:t>
+      </w:r>
+      <w:r>
+        <w:rPr>
+          <w:b/>
+          <w:bCs/>
+        </w:rPr>
+        <w:t xml:space="preserve"> Negative</w:t>
+      </w:r>
+    </w:p>
+    <w:p>
+      <w:pPr>
+        <w:rPr>
+          <w:b/>
+          <w:bCs/>
+        </w:rPr>
+      </w:pPr>
+      <w:r>
+        <w:rPr>
+          <w:b/>
+          <w:bCs/>
+          <w:noProof/>
+        </w:rPr>
+        <w:drawing>
+          <wp:inline distT="0" distB="0" distL="0" distR="0" wp14:anchorId="3EF425AF" wp14:editId="1DFD29D9">
+            <wp:extent cx="5943600" cy="1532890"/>
+            <wp:effectExtent l="0" t="0" r="0" b="0"/>
+            <wp:docPr id="1582997726" name="Picture 3">
+              <a:extLst xmlns:a="http://schemas.openxmlformats.org/drawingml/2006/main">
+                <a:ext uri="{FF2B5EF4-FFF2-40B4-BE49-F238E27FC236}">
+                  <a16:creationId xmlns:a16="http://schemas.microsoft.com/office/drawing/2014/main" id="{125E9605-89DD-4B1A-BB4C-BDCFC55A17F9}"/>
+                </a:ext>
+              </a:extLst>
+            </wp:docPr>
+            <wp:cNvGraphicFramePr>
+              <a:graphicFrameLocks xmlns:a="http://schemas.openxmlformats.org/drawingml/2006/main" noChangeAspect="1"/>
+            </wp:cNvGraphicFramePr>
+            <a:graphic xmlns:a="http://schemas.openxmlformats.org/drawingml/2006/main">
+              <a:graphicData uri="http://schemas.openxmlformats.org/drawingml/2006/picture">
+                <pic:pic xmlns:pic="http://schemas.openxmlformats.org/drawingml/2006/picture">
+                  <pic:nvPicPr>
+                    <pic:cNvPr id="1582997726" name="Picture 1582997726"/>
+                    <pic:cNvPicPr/>
+                  </pic:nvPicPr>
+                  <pic:blipFill>
+                    <a:blip r:embed="rId10" cstate="print">
+                      <a:extLst>
+                        <a:ext uri="{28A0092B-C50C-407E-A947-70E740481C1C}">
+                          <a14:useLocalDpi xmlns:a14="http://schemas.microsoft.com/office/drawing/2010/main" val="0"/>
+                        </a:ext>
+                      </a:extLst>
+                    </a:blip>
+                    <a:stretch>
+                      <a:fillRect/>
+                    </a:stretch>
+                  </pic:blipFill>
+                  <pic:spPr>
+                    <a:xfrm>
+                      <a:off x="0" y="0"/>
+                      <a:ext cx="5943600" cy="1532890"/>
+                    </a:xfrm>
+                    <a:prstGeom prst="rect">
+                      <a:avLst/>
+                    </a:prstGeom>
+                  </pic:spPr>
+                </pic:pic>
+              </a:graphicData>
+            </a:graphic>
+          </wp:inline>
+        </w:drawing>
+      </w:r>
+    </w:p>
+    <w:p/>
+    <w:p/>
+    <w:p/>
+    <w:p>
+      <w:pPr>
+        <w:rPr>
+          <w:b/>
+          <w:bCs/>
+        </w:rPr>
+      </w:pPr>
+      <w:r>
+        <w:t xml:space="preserve">Not treating the question as </w:t>
+      </w:r>
+      <w:r>
+        <w:rPr>
+          <w:b/>
+          <w:bCs/>
+        </w:rPr>
+        <w:t>Neutral</w:t>
+      </w:r>
+    </w:p>
+    <w:p>
+      <w:r>
+        <w:rPr>
+          <w:noProof/>
+        </w:rPr>
+        <w:drawing>
+          <wp:inline distT="0" distB="0" distL="0" distR="0" wp14:anchorId="6B27FCB0" wp14:editId="56B1281C">
+            <wp:extent cx="5943600" cy="3042920"/>
+            <wp:effectExtent l="0" t="0" r="0" b="5080"/>
+            <wp:docPr id="1645741895" name="Picture 10">
+              <a:extLst xmlns:a="http://schemas.openxmlformats.org/drawingml/2006/main">
+                <a:ext uri="{FF2B5EF4-FFF2-40B4-BE49-F238E27FC236}">
+                  <a16:creationId xmlns:a16="http://schemas.microsoft.com/office/drawing/2014/main" id="{B766B3AE-2951-442B-BFC4-A0D7B4BB964B}"/>
+                </a:ext>
+              </a:extLst>
+            </wp:docPr>
+            <wp:cNvGraphicFramePr>
+              <a:graphicFrameLocks xmlns:a="http://schemas.openxmlformats.org/drawingml/2006/main" noChangeAspect="1"/>
+            </wp:cNvGraphicFramePr>
+            <a:graphic xmlns:a="http://schemas.openxmlformats.org/drawingml/2006/main">
+              <a:graphicData uri="http://schemas.openxmlformats.org/drawingml/2006/picture">
+                <pic:pic xmlns:pic="http://schemas.openxmlformats.org/drawingml/2006/picture">
+                  <pic:nvPicPr>
+                    <pic:cNvPr id="1645741895" name="Picture 1645741895"/>
+                    <pic:cNvPicPr/>
+                  </pic:nvPicPr>
+                  <pic:blipFill>
+                    <a:blip r:embed="rId11">
+                      <a:extLst>
+                        <a:ext uri="{28A0092B-C50C-407E-A947-70E740481C1C}">
+                          <a14:useLocalDpi xmlns:a14="http://schemas.microsoft.com/office/drawing/2010/main" val="0"/>
+                        </a:ext>
+                      </a:extLst>
+                    </a:blip>
+                    <a:stretch>
+                      <a:fillRect/>
+                    </a:stretch>
+                  </pic:blipFill>
+                  <pic:spPr>
+                    <a:xfrm>
+                      <a:off x="0" y="0"/>
+                      <a:ext cx="5943600" cy="3042920"/>
+                    </a:xfrm>
+                    <a:prstGeom prst="rect">
+                      <a:avLst/>
+                    </a:prstGeom>
+                  </pic:spPr>
+                </pic:pic>
+              </a:graphicData>
+            </a:graphic>
+          </wp:inline>
+        </w:drawing>
+      </w:r>
+    </w:p>
+    <w:p>
+      <w:pPr>
+        <w:pStyle w:val="Heading3"/>
+      </w:pPr>
+      <w:r>
+        <w:t>Final_Model_v2 with wise-sight, sst2 and twitter-sentiment datasets</w:t>
+      </w:r>
+    </w:p>
+    <w:p>
+      <w:r>
+        <w:t>Testing with the same texts</w:t>
+      </w:r>
+    </w:p>
+    <w:p>
+      <w:r>
+        <w:t xml:space="preserve">Basically, the same correct Sentiment for </w:t>
+      </w:r>
+      <w:r>
+        <w:rPr>
+          <w:b/>
+          <w:bCs/>
+        </w:rPr>
+        <w:t>Positive</w:t>
+      </w:r>
+      <w:r>
+        <w:t xml:space="preserve"> and </w:t>
+      </w:r>
+      <w:r>
+        <w:rPr>
+          <w:b/>
+          <w:bCs/>
+        </w:rPr>
+        <w:t>Negative</w:t>
+      </w:r>
+      <w:r>
+        <w:rPr>
+          <w:noProof/>
+        </w:rPr>
+        <w:drawing>
+          <wp:inline distT="0" distB="0" distL="0" distR="0" wp14:anchorId="3AB03556" wp14:editId="1862B66D">
+            <wp:extent cx="5943600" cy="1557655"/>
+            <wp:effectExtent l="0" t="0" r="0" b="4445"/>
+            <wp:docPr id="1092785137" name="Picture 4">
+              <a:extLst xmlns:a="http://schemas.openxmlformats.org/drawingml/2006/main">
+                <a:ext uri="{FF2B5EF4-FFF2-40B4-BE49-F238E27FC236}">
+                  <a16:creationId xmlns:a16="http://schemas.microsoft.com/office/drawing/2014/main" id="{838ECBA6-4A05-4E3C-B39A-EB1FC14D6ED3}"/>
+                </a:ext>
+              </a:extLst>
+            </wp:docPr>
+            <wp:cNvGraphicFramePr>
+              <a:graphicFrameLocks xmlns:a="http://schemas.openxmlformats.org/drawingml/2006/main" noChangeAspect="1"/>
+            </wp:cNvGraphicFramePr>
+            <a:graphic xmlns:a="http://schemas.openxmlformats.org/drawingml/2006/main">
+              <a:graphicData uri="http://schemas.openxmlformats.org/drawingml/2006/picture">
+                <pic:pic xmlns:pic="http://schemas.openxmlformats.org/drawingml/2006/picture">
+                  <pic:nvPicPr>
+                    <pic:cNvPr id="1092785137" name="Picture 1092785137"/>
+                    <pic:cNvPicPr/>
+                  </pic:nvPicPr>
+                  <pic:blipFill>
+                    <a:blip r:embed="rId12" cstate="print">
+                      <a:extLst>
+                        <a:ext uri="{28A0092B-C50C-407E-A947-70E740481C1C}">
+                          <a14:useLocalDpi xmlns:a14="http://schemas.microsoft.com/office/drawing/2010/main" val="0"/>
+                        </a:ext>
+                      </a:extLst>
+                    </a:blip>
+                    <a:stretch>
+                      <a:fillRect/>
+                    </a:stretch>
+                  </pic:blipFill>
+                  <pic:spPr>
+                    <a:xfrm>
+                      <a:off x="0" y="0"/>
+                      <a:ext cx="5943600" cy="1557655"/>
+                    </a:xfrm>
+                    <a:prstGeom prst="rect">
+                      <a:avLst/>
+                    </a:prstGeom>
+                  </pic:spPr>
+                </pic:pic>
+              </a:graphicData>
+            </a:graphic>
+          </wp:inline>
+        </w:drawing>
+      </w:r>
+      <w:r>
+        <w:rPr>
+          <w:noProof/>
+        </w:rPr>
+        <w:drawing>
+          <wp:inline distT="0" distB="0" distL="0" distR="0" wp14:anchorId="15BC1CBB" wp14:editId="4E7923E4">
+            <wp:extent cx="5943600" cy="1339850"/>
+            <wp:effectExtent l="0" t="0" r="0" b="0"/>
+            <wp:docPr id="1008183221" name="Picture 5">
+              <a:extLst xmlns:a="http://schemas.openxmlformats.org/drawingml/2006/main">
+                <a:ext uri="{FF2B5EF4-FFF2-40B4-BE49-F238E27FC236}">
+                  <a16:creationId xmlns:a16="http://schemas.microsoft.com/office/drawing/2014/main" id="{126DBD9A-8A0C-4188-8C4A-BD1449152FBD}"/>
+                </a:ext>
+              </a:extLst>
+            </wp:docPr>
+            <wp:cNvGraphicFramePr>
+              <a:graphicFrameLocks xmlns:a="http://schemas.openxmlformats.org/drawingml/2006/main" noChangeAspect="1"/>
+            </wp:cNvGraphicFramePr>
+            <a:graphic xmlns:a="http://schemas.openxmlformats.org/drawingml/2006/main">
+              <a:graphicData uri="http://schemas.openxmlformats.org/drawingml/2006/picture">
+                <pic:pic xmlns:pic="http://schemas.openxmlformats.org/drawingml/2006/picture">
+                  <pic:nvPicPr>
+                    <pic:cNvPr id="1008183221" name="Picture 1008183221"/>
+                    <pic:cNvPicPr/>
+                  </pic:nvPicPr>
+                  <pic:blipFill>
+                    <a:blip r:embed="rId13" cstate="print">
+                      <a:extLst>
+                        <a:ext uri="{28A0092B-C50C-407E-A947-70E740481C1C}">
+                          <a14:useLocalDpi xmlns:a14="http://schemas.microsoft.com/office/drawing/2010/main" val="0"/>
+                        </a:ext>
+                      </a:extLst>
+                    </a:blip>
+                    <a:stretch>
+                      <a:fillRect/>
+                    </a:stretch>
+                  </pic:blipFill>
+                  <pic:spPr>
+                    <a:xfrm>
+                      <a:off x="0" y="0"/>
+                      <a:ext cx="5943600" cy="1339850"/>
+                    </a:xfrm>
+                    <a:prstGeom prst="rect">
+                      <a:avLst/>
+                    </a:prstGeom>
+                  </pic:spPr>
+                </pic:pic>
+              </a:graphicData>
+            </a:graphic>
+          </wp:inline>
+        </w:drawing>
+      </w:r>
+    </w:p>
+    <w:p/>
+    <w:p/>
+    <w:p/>
+    <w:p>
+      <w:r>
+        <w:t xml:space="preserve">Still negative but </w:t>
+      </w:r>
+      <w:r>
+        <w:t>improvement in</w:t>
+      </w:r>
+      <w:r>
+        <w:t xml:space="preserve"> </w:t>
+      </w:r>
+      <w:r>
+        <w:rPr>
+          <w:b/>
+          <w:bCs/>
+        </w:rPr>
+        <w:t>N</w:t>
+      </w:r>
+      <w:r>
+        <w:rPr>
+          <w:b/>
+          <w:bCs/>
+        </w:rPr>
+        <w:t>egative</w:t>
+      </w:r>
+      <w:r>
+        <w:t xml:space="preserve"> and </w:t>
+      </w:r>
+      <w:r>
+        <w:rPr>
+          <w:b/>
+          <w:bCs/>
+        </w:rPr>
+        <w:t>N</w:t>
+      </w:r>
+      <w:r>
+        <w:rPr>
+          <w:b/>
+          <w:bCs/>
+        </w:rPr>
+        <w:t>eutral</w:t>
+      </w:r>
+      <w:r>
+        <w:t xml:space="preserve"> confidence scores</w:t>
+      </w:r>
+    </w:p>
+    <w:p>
+      <w:r>
+        <w:rPr>
+          <w:noProof/>
+        </w:rPr>
+        <w:drawing>
+          <wp:inline distT="0" distB="0" distL="0" distR="0" wp14:anchorId="7F1D9EFE" wp14:editId="5A60CBD9">
+            <wp:extent cx="5943600" cy="1530985"/>
+            <wp:effectExtent l="0" t="0" r="0" b="0"/>
+            <wp:docPr id="431057240" name="Picture 6">
+              <a:extLst xmlns:a="http://schemas.openxmlformats.org/drawingml/2006/main">
+                <a:ext uri="{FF2B5EF4-FFF2-40B4-BE49-F238E27FC236}">
+                  <a16:creationId xmlns:a16="http://schemas.microsoft.com/office/drawing/2014/main" id="{0D09195A-47A9-4BAA-B152-330040981870}"/>
+                </a:ext>
+              </a:extLst>
+            </wp:docPr>
+            <wp:cNvGraphicFramePr>
+              <a:graphicFrameLocks xmlns:a="http://schemas.openxmlformats.org/drawingml/2006/main" noChangeAspect="1"/>
+            </wp:cNvGraphicFramePr>
+            <a:graphic xmlns:a="http://schemas.openxmlformats.org/drawingml/2006/main">
+              <a:graphicData uri="http://schemas.openxmlformats.org/drawingml/2006/picture">
+                <pic:pic xmlns:pic="http://schemas.openxmlformats.org/drawingml/2006/picture">
+                  <pic:nvPicPr>
+                    <pic:cNvPr id="431057240" name="Picture 431057240"/>
+                    <pic:cNvPicPr/>
+                  </pic:nvPicPr>
+                  <pic:blipFill>
+                    <a:blip r:embed="rId14" cstate="print">
+                      <a:extLst>
+                        <a:ext uri="{28A0092B-C50C-407E-A947-70E740481C1C}">
+                          <a14:useLocalDpi xmlns:a14="http://schemas.microsoft.com/office/drawing/2010/main" val="0"/>
+                        </a:ext>
+                      </a:extLst>
+                    </a:blip>
+                    <a:stretch>
+                      <a:fillRect/>
+                    </a:stretch>
+                  </pic:blipFill>
+                  <pic:spPr>
+                    <a:xfrm>
+                      <a:off x="0" y="0"/>
+                      <a:ext cx="5943600" cy="1530985"/>
+                    </a:xfrm>
+                    <a:prstGeom prst="rect">
+                      <a:avLst/>
+                    </a:prstGeom>
+                  </pic:spPr>
+                </pic:pic>
+              </a:graphicData>
+            </a:graphic>
+          </wp:inline>
+        </w:drawing>
+      </w:r>
+    </w:p>
+    <w:p>
+      <w:pPr>
+        <w:rPr>
+          <w:b/>
+          <w:bCs/>
+        </w:rPr>
+      </w:pPr>
+      <w:r>
+        <w:t xml:space="preserve">Got the correct Sentiment </w:t>
+      </w:r>
+      <w:r>
+        <w:t xml:space="preserve">for </w:t>
+      </w:r>
+      <w:r>
+        <w:t>some</w:t>
+      </w:r>
+      <w:r>
+        <w:t xml:space="preserve"> </w:t>
+      </w:r>
+      <w:r>
+        <w:rPr>
+          <w:b/>
+          <w:bCs/>
+        </w:rPr>
+        <w:t>Neutral</w:t>
+      </w:r>
+      <w:r>
+        <w:rPr>
+          <w:b/>
+          <w:bCs/>
+        </w:rPr>
+        <w:t xml:space="preserve"> sentences</w:t>
+      </w:r>
+    </w:p>
+    <w:p>
+      <w:r>
+        <w:rPr>
+          <w:noProof/>
+        </w:rPr>
+        <w:drawing>
+          <wp:inline distT="0" distB="0" distL="0" distR="0" wp14:anchorId="77A7749F" wp14:editId="4C790926">
+            <wp:extent cx="5943600" cy="1405890"/>
+            <wp:effectExtent l="0" t="0" r="0" b="3810"/>
+            <wp:docPr id="1312359614" name="Picture 7">
+              <a:extLst xmlns:a="http://schemas.openxmlformats.org/drawingml/2006/main">
+                <a:ext uri="{FF2B5EF4-FFF2-40B4-BE49-F238E27FC236}">
+                  <a16:creationId xmlns:a16="http://schemas.microsoft.com/office/drawing/2014/main" id="{922AEA99-F5D5-4D66-B5C5-457627BA5A0D}"/>
+                </a:ext>
+              </a:extLst>
+            </wp:docPr>
+            <wp:cNvGraphicFramePr>
+              <a:graphicFrameLocks xmlns:a="http://schemas.openxmlformats.org/drawingml/2006/main" noChangeAspect="1"/>
+            </wp:cNvGraphicFramePr>
+            <a:graphic xmlns:a="http://schemas.openxmlformats.org/drawingml/2006/main">
+              <a:graphicData uri="http://schemas.openxmlformats.org/drawingml/2006/picture">
+                <pic:pic xmlns:pic="http://schemas.openxmlformats.org/drawingml/2006/picture">
+                  <pic:nvPicPr>
+                    <pic:cNvPr id="1312359614" name="Picture 1312359614"/>
+                    <pic:cNvPicPr/>
+                  </pic:nvPicPr>
+                  <pic:blipFill>
+                    <a:blip r:embed="rId15" cstate="print">
+                      <a:extLst>
+                        <a:ext uri="{28A0092B-C50C-407E-A947-70E740481C1C}">
+                          <a14:useLocalDpi xmlns:a14="http://schemas.microsoft.com/office/drawing/2010/main" val="0"/>
+                        </a:ext>
+                      </a:extLst>
+                    </a:blip>
+                    <a:stretch>
+                      <a:fillRect/>
+                    </a:stretch>
+                  </pic:blipFill>
+                  <pic:spPr>
+                    <a:xfrm>
+                      <a:off x="0" y="0"/>
+                      <a:ext cx="5943600" cy="1405890"/>
+                    </a:xfrm>
+                    <a:prstGeom prst="rect">
+                      <a:avLst/>
+                    </a:prstGeom>
+                  </pic:spPr>
+                </pic:pic>
+              </a:graphicData>
+            </a:graphic>
+          </wp:inline>
+        </w:drawing>
+      </w:r>
+    </w:p>
+    <w:p>
+      <w:r>
+        <w:rPr>
+          <w:noProof/>
+        </w:rPr>
+        <w:drawing>
+          <wp:inline distT="0" distB="0" distL="0" distR="0" wp14:anchorId="1687AE49" wp14:editId="6E04E2AD">
+            <wp:extent cx="5943600" cy="1386205"/>
+            <wp:effectExtent l="0" t="0" r="0" b="4445"/>
+            <wp:docPr id="907178095" name="Picture 8">
+              <a:extLst xmlns:a="http://schemas.openxmlformats.org/drawingml/2006/main">
+                <a:ext uri="{FF2B5EF4-FFF2-40B4-BE49-F238E27FC236}">
+                  <a16:creationId xmlns:a16="http://schemas.microsoft.com/office/drawing/2014/main" id="{92D3735B-1837-4926-BDBB-2D8B2910C71B}"/>
+                </a:ext>
+              </a:extLst>
+            </wp:docPr>
+            <wp:cNvGraphicFramePr>
+              <a:graphicFrameLocks xmlns:a="http://schemas.openxmlformats.org/drawingml/2006/main" noChangeAspect="1"/>
+            </wp:cNvGraphicFramePr>
+            <a:graphic xmlns:a="http://schemas.openxmlformats.org/drawingml/2006/main">
+              <a:graphicData uri="http://schemas.openxmlformats.org/drawingml/2006/picture">
+                <pic:pic xmlns:pic="http://schemas.openxmlformats.org/drawingml/2006/picture">
+                  <pic:nvPicPr>
+                    <pic:cNvPr id="907178095" name="Picture 907178095"/>
+                    <pic:cNvPicPr/>
+                  </pic:nvPicPr>
+                  <pic:blipFill>
+                    <a:blip r:embed="rId16" cstate="print">
+                      <a:extLst>
+                        <a:ext uri="{28A0092B-C50C-407E-A947-70E740481C1C}">
+                          <a14:useLocalDpi xmlns:a14="http://schemas.microsoft.com/office/drawing/2010/main" val="0"/>
+                        </a:ext>
+                      </a:extLst>
+                    </a:blip>
+                    <a:stretch>
+                      <a:fillRect/>
+                    </a:stretch>
+                  </pic:blipFill>
+                  <pic:spPr>
+                    <a:xfrm>
+                      <a:off x="0" y="0"/>
+                      <a:ext cx="5943600" cy="1386205"/>
+                    </a:xfrm>
+                    <a:prstGeom prst="rect">
+                      <a:avLst/>
+                    </a:prstGeom>
+                  </pic:spPr>
+                </pic:pic>
+              </a:graphicData>
+            </a:graphic>
+          </wp:inline>
+        </w:drawing>
+      </w:r>
+    </w:p>
+    <w:p>
+      <w:r>
+        <w:t xml:space="preserve">Get </w:t>
+      </w:r>
+      <w:r>
+        <w:t>the</w:t>
+      </w:r>
+      <w:r>
+        <w:t xml:space="preserve"> right </w:t>
+      </w:r>
+      <w:r>
+        <w:t>S</w:t>
+      </w:r>
+      <w:r>
+        <w:t xml:space="preserve">entiment </w:t>
+      </w:r>
+      <w:r>
+        <w:t>A</w:t>
+      </w:r>
+      <w:r>
+        <w:t xml:space="preserve">nalysis for </w:t>
+      </w:r>
+      <w:r>
+        <w:rPr>
+          <w:b/>
+          <w:bCs/>
+        </w:rPr>
+        <w:t>Q</w:t>
+      </w:r>
+      <w:r>
+        <w:rPr>
+          <w:b/>
+          <w:bCs/>
+        </w:rPr>
+        <w:t>uestion</w:t>
+      </w:r>
+      <w:r>
+        <w:rPr>
+          <w:noProof/>
+        </w:rPr>
+        <w:t xml:space="preserve">, treating q as </w:t>
+      </w:r>
+      <w:r>
+        <w:rPr>
+          <w:b/>
+          <w:bCs/>
+          <w:noProof/>
+        </w:rPr>
+        <w:t>Neutral</w:t>
+      </w:r>
+      <w:r>
+        <w:rPr>
+          <w:noProof/>
+        </w:rPr>
+        <w:drawing>
+          <wp:inline distT="0" distB="0" distL="0" distR="0" wp14:anchorId="2EA15D9C" wp14:editId="44DF0AB7">
+            <wp:extent cx="5943600" cy="3134995"/>
+            <wp:effectExtent l="0" t="0" r="0" b="8255"/>
+            <wp:docPr id="1096535681" name="Picture 5">
+              <a:extLst xmlns:a="http://schemas.openxmlformats.org/drawingml/2006/main">
+                <a:ext uri="{FF2B5EF4-FFF2-40B4-BE49-F238E27FC236}">
+                  <a16:creationId xmlns:a16="http://schemas.microsoft.com/office/drawing/2014/main" id="{7AB9F252-8C95-4A1A-BAF7-E6FCF6D7F405}"/>
+                </a:ext>
+              </a:extLst>
+            </wp:docPr>
+            <wp:cNvGraphicFramePr>
+              <a:graphicFrameLocks xmlns:a="http://schemas.openxmlformats.org/drawingml/2006/main" noChangeAspect="1"/>
+            </wp:cNvGraphicFramePr>
+            <a:graphic xmlns:a="http://schemas.openxmlformats.org/drawingml/2006/main">
+              <a:graphicData uri="http://schemas.openxmlformats.org/drawingml/2006/picture">
+                <pic:pic xmlns:pic="http://schemas.openxmlformats.org/drawingml/2006/picture">
+                  <pic:nvPicPr>
+                    <pic:cNvPr id="1096535681" name="Picture 1096535681"/>
+                    <pic:cNvPicPr/>
+                  </pic:nvPicPr>
+                  <pic:blipFill>
+                    <a:blip r:embed="rId17">
+                      <a:extLst>
+                        <a:ext uri="{28A0092B-C50C-407E-A947-70E740481C1C}">
+                          <a14:useLocalDpi xmlns:a14="http://schemas.microsoft.com/office/drawing/2010/main" val="0"/>
+                        </a:ext>
+                      </a:extLst>
+                    </a:blip>
+                    <a:stretch>
+                      <a:fillRect/>
+                    </a:stretch>
+                  </pic:blipFill>
+                  <pic:spPr>
+                    <a:xfrm>
+                      <a:off x="0" y="0"/>
+                      <a:ext cx="5943600" cy="3134995"/>
+                    </a:xfrm>
+                    <a:prstGeom prst="rect">
+                      <a:avLst/>
+                    </a:prstGeom>
+                  </pic:spPr>
+                </pic:pic>
+              </a:graphicData>
+            </a:graphic>
+          </wp:inline>
+        </w:drawing>
       </w:r>
     </w:p>
     <w:sectPr>
@@ -577,8 +1610,238 @@
       <w:lvlJc w:val="left"/>
     </w:lvl>
   </w:abstractNum>
-  <w:num w:numId="1" w16cid:durableId="212425349">
+  <w:abstractNum w:abstractNumId="1" w15:restartNumberingAfterBreak="0">
+    <w:nsid w:val="22886749"/>
+    <w:multiLevelType w:val="hybridMultilevel"/>
+    <w:tmpl w:val="55B2F006"/>
+    <w:lvl w:ilvl="0" w:tplc="0E788AEE">
+      <w:numFmt w:val="bullet"/>
+      <w:lvlText w:val="-"/>
+      <w:lvlJc w:val="left"/>
+      <w:pPr>
+        <w:ind w:left="720" w:hanging="360"/>
+      </w:pPr>
+      <w:rPr>
+        <w:rFonts w:ascii="Aptos" w:eastAsiaTheme="minorHAnsi" w:hAnsi="Aptos" w:cstheme="minorBidi" w:hint="default"/>
+      </w:rPr>
+    </w:lvl>
+    <w:lvl w:ilvl="1" w:tplc="04090003" w:tentative="1">
+      <w:start w:val="1"/>
+      <w:numFmt w:val="bullet"/>
+      <w:lvlText w:val="o"/>
+      <w:lvlJc w:val="left"/>
+      <w:pPr>
+        <w:ind w:left="1440" w:hanging="360"/>
+      </w:pPr>
+      <w:rPr>
+        <w:rFonts w:ascii="Courier New" w:hAnsi="Courier New" w:cs="Courier New" w:hint="default"/>
+      </w:rPr>
+    </w:lvl>
+    <w:lvl w:ilvl="2" w:tplc="04090005" w:tentative="1">
+      <w:start w:val="1"/>
+      <w:numFmt w:val="bullet"/>
+      <w:lvlText w:val=""/>
+      <w:lvlJc w:val="left"/>
+      <w:pPr>
+        <w:ind w:left="2160" w:hanging="360"/>
+      </w:pPr>
+      <w:rPr>
+        <w:rFonts w:ascii="Wingdings" w:hAnsi="Wingdings" w:hint="default"/>
+      </w:rPr>
+    </w:lvl>
+    <w:lvl w:ilvl="3" w:tplc="04090001" w:tentative="1">
+      <w:start w:val="1"/>
+      <w:numFmt w:val="bullet"/>
+      <w:lvlText w:val=""/>
+      <w:lvlJc w:val="left"/>
+      <w:pPr>
+        <w:ind w:left="2880" w:hanging="360"/>
+      </w:pPr>
+      <w:rPr>
+        <w:rFonts w:ascii="Symbol" w:hAnsi="Symbol" w:hint="default"/>
+      </w:rPr>
+    </w:lvl>
+    <w:lvl w:ilvl="4" w:tplc="04090003" w:tentative="1">
+      <w:start w:val="1"/>
+      <w:numFmt w:val="bullet"/>
+      <w:lvlText w:val="o"/>
+      <w:lvlJc w:val="left"/>
+      <w:pPr>
+        <w:ind w:left="3600" w:hanging="360"/>
+      </w:pPr>
+      <w:rPr>
+        <w:rFonts w:ascii="Courier New" w:hAnsi="Courier New" w:cs="Courier New" w:hint="default"/>
+      </w:rPr>
+    </w:lvl>
+    <w:lvl w:ilvl="5" w:tplc="04090005" w:tentative="1">
+      <w:start w:val="1"/>
+      <w:numFmt w:val="bullet"/>
+      <w:lvlText w:val=""/>
+      <w:lvlJc w:val="left"/>
+      <w:pPr>
+        <w:ind w:left="4320" w:hanging="360"/>
+      </w:pPr>
+      <w:rPr>
+        <w:rFonts w:ascii="Wingdings" w:hAnsi="Wingdings" w:hint="default"/>
+      </w:rPr>
+    </w:lvl>
+    <w:lvl w:ilvl="6" w:tplc="04090001" w:tentative="1">
+      <w:start w:val="1"/>
+      <w:numFmt w:val="bullet"/>
+      <w:lvlText w:val=""/>
+      <w:lvlJc w:val="left"/>
+      <w:pPr>
+        <w:ind w:left="5040" w:hanging="360"/>
+      </w:pPr>
+      <w:rPr>
+        <w:rFonts w:ascii="Symbol" w:hAnsi="Symbol" w:hint="default"/>
+      </w:rPr>
+    </w:lvl>
+    <w:lvl w:ilvl="7" w:tplc="04090003" w:tentative="1">
+      <w:start w:val="1"/>
+      <w:numFmt w:val="bullet"/>
+      <w:lvlText w:val="o"/>
+      <w:lvlJc w:val="left"/>
+      <w:pPr>
+        <w:ind w:left="5760" w:hanging="360"/>
+      </w:pPr>
+      <w:rPr>
+        <w:rFonts w:ascii="Courier New" w:hAnsi="Courier New" w:cs="Courier New" w:hint="default"/>
+      </w:rPr>
+    </w:lvl>
+    <w:lvl w:ilvl="8" w:tplc="04090005" w:tentative="1">
+      <w:start w:val="1"/>
+      <w:numFmt w:val="bullet"/>
+      <w:lvlText w:val=""/>
+      <w:lvlJc w:val="left"/>
+      <w:pPr>
+        <w:ind w:left="6480" w:hanging="360"/>
+      </w:pPr>
+      <w:rPr>
+        <w:rFonts w:ascii="Wingdings" w:hAnsi="Wingdings" w:hint="default"/>
+      </w:rPr>
+    </w:lvl>
+  </w:abstractNum>
+  <w:abstractNum w:abstractNumId="2" w15:restartNumberingAfterBreak="0">
+    <w:nsid w:val="2CD222B8"/>
+    <w:multiLevelType w:val="hybridMultilevel"/>
+    <w:tmpl w:val="2F6219DA"/>
+    <w:lvl w:ilvl="0" w:tplc="8A1CF39C">
+      <w:numFmt w:val="bullet"/>
+      <w:lvlText w:val="-"/>
+      <w:lvlJc w:val="left"/>
+      <w:pPr>
+        <w:ind w:left="720" w:hanging="360"/>
+      </w:pPr>
+      <w:rPr>
+        <w:rFonts w:ascii="Aptos" w:eastAsiaTheme="minorHAnsi" w:hAnsi="Aptos" w:cstheme="minorBidi" w:hint="default"/>
+      </w:rPr>
+    </w:lvl>
+    <w:lvl w:ilvl="1" w:tplc="04090003" w:tentative="1">
+      <w:start w:val="1"/>
+      <w:numFmt w:val="bullet"/>
+      <w:lvlText w:val="o"/>
+      <w:lvlJc w:val="left"/>
+      <w:pPr>
+        <w:ind w:left="1440" w:hanging="360"/>
+      </w:pPr>
+      <w:rPr>
+        <w:rFonts w:ascii="Courier New" w:hAnsi="Courier New" w:cs="Courier New" w:hint="default"/>
+      </w:rPr>
+    </w:lvl>
+    <w:lvl w:ilvl="2" w:tplc="04090005" w:tentative="1">
+      <w:start w:val="1"/>
+      <w:numFmt w:val="bullet"/>
+      <w:lvlText w:val=""/>
+      <w:lvlJc w:val="left"/>
+      <w:pPr>
+        <w:ind w:left="2160" w:hanging="360"/>
+      </w:pPr>
+      <w:rPr>
+        <w:rFonts w:ascii="Wingdings" w:hAnsi="Wingdings" w:hint="default"/>
+      </w:rPr>
+    </w:lvl>
+    <w:lvl w:ilvl="3" w:tplc="04090001" w:tentative="1">
+      <w:start w:val="1"/>
+      <w:numFmt w:val="bullet"/>
+      <w:lvlText w:val=""/>
+      <w:lvlJc w:val="left"/>
+      <w:pPr>
+        <w:ind w:left="2880" w:hanging="360"/>
+      </w:pPr>
+      <w:rPr>
+        <w:rFonts w:ascii="Symbol" w:hAnsi="Symbol" w:hint="default"/>
+      </w:rPr>
+    </w:lvl>
+    <w:lvl w:ilvl="4" w:tplc="04090003" w:tentative="1">
+      <w:start w:val="1"/>
+      <w:numFmt w:val="bullet"/>
+      <w:lvlText w:val="o"/>
+      <w:lvlJc w:val="left"/>
+      <w:pPr>
+        <w:ind w:left="3600" w:hanging="360"/>
+      </w:pPr>
+      <w:rPr>
+        <w:rFonts w:ascii="Courier New" w:hAnsi="Courier New" w:cs="Courier New" w:hint="default"/>
+      </w:rPr>
+    </w:lvl>
+    <w:lvl w:ilvl="5" w:tplc="04090005" w:tentative="1">
+      <w:start w:val="1"/>
+      <w:numFmt w:val="bullet"/>
+      <w:lvlText w:val=""/>
+      <w:lvlJc w:val="left"/>
+      <w:pPr>
+        <w:ind w:left="4320" w:hanging="360"/>
+      </w:pPr>
+      <w:rPr>
+        <w:rFonts w:ascii="Wingdings" w:hAnsi="Wingdings" w:hint="default"/>
+      </w:rPr>
+    </w:lvl>
+    <w:lvl w:ilvl="6" w:tplc="04090001" w:tentative="1">
+      <w:start w:val="1"/>
+      <w:numFmt w:val="bullet"/>
+      <w:lvlText w:val=""/>
+      <w:lvlJc w:val="left"/>
+      <w:pPr>
+        <w:ind w:left="5040" w:hanging="360"/>
+      </w:pPr>
+      <w:rPr>
+        <w:rFonts w:ascii="Symbol" w:hAnsi="Symbol" w:hint="default"/>
+      </w:rPr>
+    </w:lvl>
+    <w:lvl w:ilvl="7" w:tplc="04090003" w:tentative="1">
+      <w:start w:val="1"/>
+      <w:numFmt w:val="bullet"/>
+      <w:lvlText w:val="o"/>
+      <w:lvlJc w:val="left"/>
+      <w:pPr>
+        <w:ind w:left="5760" w:hanging="360"/>
+      </w:pPr>
+      <w:rPr>
+        <w:rFonts w:ascii="Courier New" w:hAnsi="Courier New" w:cs="Courier New" w:hint="default"/>
+      </w:rPr>
+    </w:lvl>
+    <w:lvl w:ilvl="8" w:tplc="04090005" w:tentative="1">
+      <w:start w:val="1"/>
+      <w:numFmt w:val="bullet"/>
+      <w:lvlText w:val=""/>
+      <w:lvlJc w:val="left"/>
+      <w:pPr>
+        <w:ind w:left="6480" w:hanging="360"/>
+      </w:pPr>
+      <w:rPr>
+        <w:rFonts w:ascii="Wingdings" w:hAnsi="Wingdings" w:hint="default"/>
+      </w:rPr>
+    </w:lvl>
+  </w:abstractNum>
+  <w:num w:numId="1" w16cid:durableId="1727337517">
+    <w:abstractNumId w:val="2"/>
+  </w:num>
+  <w:num w:numId="2" w16cid:durableId="212425349">
     <w:abstractNumId w:val="0"/>
+  </w:num>
+  <w:num w:numId="3" w16cid:durableId="943656957">
+    <w:abstractNumId w:val="1"/>
   </w:num>
 </w:numbering>
 </file>
@@ -1184,6 +2447,7 @@
   <w:style w:type="character" w:default="1" w:styleId="DefaultParagraphFont">
     <w:name w:val="Default Paragraph Font"/>
     <w:uiPriority w:val="1"/>
+    <w:semiHidden/>
     <w:unhideWhenUsed/>
   </w:style>
   <w:style w:type="table" w:default="1" w:styleId="TableNormal">
@@ -1834,4 +3098,291 @@
     </a:ext>
   </a:extLst>
 </a:theme>
+</file>
+
+<file path=customXml/item1.xml><?xml version="1.0" encoding="utf-8"?>
+<p:properties xmlns:p="http://schemas.microsoft.com/office/2006/metadata/properties" xmlns:xsi="http://www.w3.org/2001/XMLSchema-instance" xmlns:pc="http://schemas.microsoft.com/office/infopath/2007/PartnerControls">
+  <documentManagement>
+    <_activity xmlns="e00ecd57-0d74-44e0-817c-03d4b632c110" xsi:nil="true"/>
+  </documentManagement>
+</p:properties>
+</file>
+
+<file path=customXml/item2.xml><?xml version="1.0" encoding="utf-8"?>
+<?mso-contentType ?>
+<FormTemplates xmlns="http://schemas.microsoft.com/sharepoint/v3/contenttype/forms">
+  <Display>DocumentLibraryForm</Display>
+  <Edit>DocumentLibraryForm</Edit>
+  <New>DocumentLibraryForm</New>
+</FormTemplates>
+</file>
+
+<file path=customXml/item3.xml><?xml version="1.0" encoding="utf-8"?>
+<ct:contentTypeSchema xmlns:ct="http://schemas.microsoft.com/office/2006/metadata/contentType" xmlns:ma="http://schemas.microsoft.com/office/2006/metadata/properties/metaAttributes" ct:_="" ma:_="" ma:contentTypeName="Document" ma:contentTypeID="0x0101005A31D50157EAF742B27CFC606749F299" ma:contentTypeVersion="15" ma:contentTypeDescription="Create a new document." ma:contentTypeScope="" ma:versionID="1ab964b0fe5b6d292d6b8a245a56e9f0">
+  <xsd:schema xmlns:xsd="http://www.w3.org/2001/XMLSchema" xmlns:xs="http://www.w3.org/2001/XMLSchema" xmlns:p="http://schemas.microsoft.com/office/2006/metadata/properties" xmlns:ns3="fe9583be-d565-4032-a51b-9da2e7ff098b" xmlns:ns4="e00ecd57-0d74-44e0-817c-03d4b632c110" targetNamespace="http://schemas.microsoft.com/office/2006/metadata/properties" ma:root="true" ma:fieldsID="7e14babf49619096a251609f4e69b527" ns3:_="" ns4:_="">
+    <xsd:import namespace="fe9583be-d565-4032-a51b-9da2e7ff098b"/>
+    <xsd:import namespace="e00ecd57-0d74-44e0-817c-03d4b632c110"/>
+    <xsd:element name="properties">
+      <xsd:complexType>
+        <xsd:sequence>
+          <xsd:element name="documentManagement">
+            <xsd:complexType>
+              <xsd:all>
+                <xsd:element ref="ns3:SharedWithUsers" minOccurs="0"/>
+                <xsd:element ref="ns3:SharedWithDetails" minOccurs="0"/>
+                <xsd:element ref="ns3:SharingHintHash" minOccurs="0"/>
+                <xsd:element ref="ns4:_activity" minOccurs="0"/>
+                <xsd:element ref="ns4:MediaServiceMetadata" minOccurs="0"/>
+                <xsd:element ref="ns4:MediaServiceFastMetadata" minOccurs="0"/>
+                <xsd:element ref="ns4:MediaServiceSearchProperties" minOccurs="0"/>
+                <xsd:element ref="ns4:MediaServiceObjectDetectorVersions" minOccurs="0"/>
+                <xsd:element ref="ns4:MediaServiceAutoTags" minOccurs="0"/>
+                <xsd:element ref="ns4:MediaServiceSystemTags" minOccurs="0"/>
+                <xsd:element ref="ns4:MediaServiceOCR" minOccurs="0"/>
+                <xsd:element ref="ns4:MediaServiceGenerationTime" minOccurs="0"/>
+                <xsd:element ref="ns4:MediaServiceEventHashCode" minOccurs="0"/>
+                <xsd:element ref="ns4:MediaServiceDateTaken" minOccurs="0"/>
+                <xsd:element ref="ns4:MediaLengthInSeconds" minOccurs="0"/>
+              </xsd:all>
+            </xsd:complexType>
+          </xsd:element>
+        </xsd:sequence>
+      </xsd:complexType>
+    </xsd:element>
+  </xsd:schema>
+  <xsd:schema xmlns:xsd="http://www.w3.org/2001/XMLSchema" xmlns:xs="http://www.w3.org/2001/XMLSchema" xmlns:dms="http://schemas.microsoft.com/office/2006/documentManagement/types" xmlns:pc="http://schemas.microsoft.com/office/infopath/2007/PartnerControls" targetNamespace="fe9583be-d565-4032-a51b-9da2e7ff098b" elementFormDefault="qualified">
+    <xsd:import namespace="http://schemas.microsoft.com/office/2006/documentManagement/types"/>
+    <xsd:import namespace="http://schemas.microsoft.com/office/infopath/2007/PartnerControls"/>
+    <xsd:element name="SharedWithUsers" ma:index="8" nillable="true" ma:displayName="Shared With" ma:internalName="SharedWithUsers" ma:readOnly="true">
+      <xsd:complexType>
+        <xsd:complexContent>
+          <xsd:extension base="dms:UserMulti">
+            <xsd:sequence>
+              <xsd:element name="UserInfo" minOccurs="0" maxOccurs="unbounded">
+                <xsd:complexType>
+                  <xsd:sequence>
+                    <xsd:element name="DisplayName" type="xsd:string" minOccurs="0"/>
+                    <xsd:element name="AccountId" type="dms:UserId" minOccurs="0" nillable="true"/>
+                    <xsd:element name="AccountType" type="xsd:string" minOccurs="0"/>
+                  </xsd:sequence>
+                </xsd:complexType>
+              </xsd:element>
+            </xsd:sequence>
+          </xsd:extension>
+        </xsd:complexContent>
+      </xsd:complexType>
+    </xsd:element>
+    <xsd:element name="SharedWithDetails" ma:index="9" nillable="true" ma:displayName="Shared With Details" ma:internalName="SharedWithDetails" ma:readOnly="true">
+      <xsd:simpleType>
+        <xsd:restriction base="dms:Note">
+          <xsd:maxLength value="255"/>
+        </xsd:restriction>
+      </xsd:simpleType>
+    </xsd:element>
+    <xsd:element name="SharingHintHash" ma:index="10" nillable="true" ma:displayName="Sharing Hint Hash" ma:hidden="true" ma:internalName="SharingHintHash" ma:readOnly="true">
+      <xsd:simpleType>
+        <xsd:restriction base="dms:Text"/>
+      </xsd:simpleType>
+    </xsd:element>
+  </xsd:schema>
+  <xsd:schema xmlns:xsd="http://www.w3.org/2001/XMLSchema" xmlns:xs="http://www.w3.org/2001/XMLSchema" xmlns:dms="http://schemas.microsoft.com/office/2006/documentManagement/types" xmlns:pc="http://schemas.microsoft.com/office/infopath/2007/PartnerControls" targetNamespace="e00ecd57-0d74-44e0-817c-03d4b632c110" elementFormDefault="qualified">
+    <xsd:import namespace="http://schemas.microsoft.com/office/2006/documentManagement/types"/>
+    <xsd:import namespace="http://schemas.microsoft.com/office/infopath/2007/PartnerControls"/>
+    <xsd:element name="_activity" ma:index="11" nillable="true" ma:displayName="_activity" ma:hidden="true" ma:internalName="_activity">
+      <xsd:simpleType>
+        <xsd:restriction base="dms:Note"/>
+      </xsd:simpleType>
+    </xsd:element>
+    <xsd:element name="MediaServiceMetadata" ma:index="12" nillable="true" ma:displayName="MediaServiceMetadata" ma:hidden="true" ma:internalName="MediaServiceMetadata" ma:readOnly="true">
+      <xsd:simpleType>
+        <xsd:restriction base="dms:Note"/>
+      </xsd:simpleType>
+    </xsd:element>
+    <xsd:element name="MediaServiceFastMetadata" ma:index="13" nillable="true" ma:displayName="MediaServiceFastMetadata" ma:hidden="true" ma:internalName="MediaServiceFastMetadata" ma:readOnly="true">
+      <xsd:simpleType>
+        <xsd:restriction base="dms:Note"/>
+      </xsd:simpleType>
+    </xsd:element>
+    <xsd:element name="MediaServiceSearchProperties" ma:index="14" nillable="true" ma:displayName="MediaServiceSearchProperties" ma:hidden="true" ma:internalName="MediaServiceSearchProperties" ma:readOnly="true">
+      <xsd:simpleType>
+        <xsd:restriction base="dms:Note"/>
+      </xsd:simpleType>
+    </xsd:element>
+    <xsd:element name="MediaServiceObjectDetectorVersions" ma:index="15" nillable="true" ma:displayName="MediaServiceObjectDetectorVersions" ma:hidden="true" ma:indexed="true" ma:internalName="MediaServiceObjectDetectorVersions" ma:readOnly="true">
+      <xsd:simpleType>
+        <xsd:restriction base="dms:Text"/>
+      </xsd:simpleType>
+    </xsd:element>
+    <xsd:element name="MediaServiceAutoTags" ma:index="16" nillable="true" ma:displayName="Tags" ma:internalName="MediaServiceAutoTags" ma:readOnly="true">
+      <xsd:simpleType>
+        <xsd:restriction base="dms:Text"/>
+      </xsd:simpleType>
+    </xsd:element>
+    <xsd:element name="MediaServiceSystemTags" ma:index="17" nillable="true" ma:displayName="MediaServiceSystemTags" ma:hidden="true" ma:internalName="MediaServiceSystemTags" ma:readOnly="true">
+      <xsd:simpleType>
+        <xsd:restriction base="dms:Note"/>
+      </xsd:simpleType>
+    </xsd:element>
+    <xsd:element name="MediaServiceOCR" ma:index="18" nillable="true" ma:displayName="Extracted Text" ma:internalName="MediaServiceOCR" ma:readOnly="true">
+      <xsd:simpleType>
+        <xsd:restriction base="dms:Note">
+          <xsd:maxLength value="255"/>
+        </xsd:restriction>
+      </xsd:simpleType>
+    </xsd:element>
+    <xsd:element name="MediaServiceGenerationTime" ma:index="19" nillable="true" ma:displayName="MediaServiceGenerationTime" ma:hidden="true" ma:internalName="MediaServiceGenerationTime" ma:readOnly="true">
+      <xsd:simpleType>
+        <xsd:restriction base="dms:Text"/>
+      </xsd:simpleType>
+    </xsd:element>
+    <xsd:element name="MediaServiceEventHashCode" ma:index="20" nillable="true" ma:displayName="MediaServiceEventHashCode" ma:hidden="true" ma:internalName="MediaServiceEventHashCode" ma:readOnly="true">
+      <xsd:simpleType>
+        <xsd:restriction base="dms:Text"/>
+      </xsd:simpleType>
+    </xsd:element>
+    <xsd:element name="MediaServiceDateTaken" ma:index="21" nillable="true" ma:displayName="MediaServiceDateTaken" ma:hidden="true" ma:indexed="true" ma:internalName="MediaServiceDateTaken" ma:readOnly="true">
+      <xsd:simpleType>
+        <xsd:restriction base="dms:Text"/>
+      </xsd:simpleType>
+    </xsd:element>
+    <xsd:element name="MediaLengthInSeconds" ma:index="22" nillable="true" ma:displayName="MediaLengthInSeconds" ma:hidden="true" ma:internalName="MediaLengthInSeconds" ma:readOnly="true">
+      <xsd:simpleType>
+        <xsd:restriction base="dms:Unknown"/>
+      </xsd:simpleType>
+    </xsd:element>
+  </xsd:schema>
+  <xsd:schema xmlns="http://schemas.openxmlformats.org/package/2006/metadata/core-properties" xmlns:xsd="http://www.w3.org/2001/XMLSchema" xmlns:xsi="http://www.w3.org/2001/XMLSchema-instance" xmlns:dc="http://purl.org/dc/elements/1.1/" xmlns:dcterms="http://purl.org/dc/terms/" xmlns:odoc="http://schemas.microsoft.com/internal/obd" targetNamespace="http://schemas.openxmlformats.org/package/2006/metadata/core-properties" elementFormDefault="qualified" attributeFormDefault="unqualified" blockDefault="#all">
+    <xsd:import namespace="http://purl.org/dc/elements/1.1/" schemaLocation="http://dublincore.org/schemas/xmls/qdc/2003/04/02/dc.xsd"/>
+    <xsd:import namespace="http://purl.org/dc/terms/" schemaLocation="http://dublincore.org/schemas/xmls/qdc/2003/04/02/dcterms.xsd"/>
+    <xsd:element name="coreProperties" type="CT_coreProperties"/>
+    <xsd:complexType name="CT_coreProperties">
+      <xsd:all>
+        <xsd:element ref="dc:creator" minOccurs="0" maxOccurs="1"/>
+        <xsd:element ref="dcterms:created" minOccurs="0" maxOccurs="1"/>
+        <xsd:element ref="dc:identifier" minOccurs="0" maxOccurs="1"/>
+        <xsd:element name="contentType" minOccurs="0" maxOccurs="1" type="xsd:string" ma:index="0" ma:displayName="Content Type"/>
+        <xsd:element ref="dc:title" minOccurs="0" maxOccurs="1" ma:index="4" ma:displayName="Title"/>
+        <xsd:element ref="dc:subject" minOccurs="0" maxOccurs="1"/>
+        <xsd:element ref="dc:description" minOccurs="0" maxOccurs="1"/>
+        <xsd:element name="keywords" minOccurs="0" maxOccurs="1" type="xsd:string"/>
+        <xsd:element ref="dc:language" minOccurs="0" maxOccurs="1"/>
+        <xsd:element name="category" minOccurs="0" maxOccurs="1" type="xsd:string"/>
+        <xsd:element name="version" minOccurs="0" maxOccurs="1" type="xsd:string"/>
+        <xsd:element name="revision" minOccurs="0" maxOccurs="1" type="xsd:string">
+          <xsd:annotation>
+            <xsd:documentation>
+                        This value indicates the number of saves or revisions. The application is responsible for updating this value after each revision.
+                    </xsd:documentation>
+          </xsd:annotation>
+        </xsd:element>
+        <xsd:element name="lastModifiedBy" minOccurs="0" maxOccurs="1" type="xsd:string"/>
+        <xsd:element ref="dcterms:modified" minOccurs="0" maxOccurs="1"/>
+        <xsd:element name="contentStatus" minOccurs="0" maxOccurs="1" type="xsd:string"/>
+      </xsd:all>
+    </xsd:complexType>
+  </xsd:schema>
+  <xs:schema xmlns:pc="http://schemas.microsoft.com/office/infopath/2007/PartnerControls" xmlns:xs="http://www.w3.org/2001/XMLSchema" targetNamespace="http://schemas.microsoft.com/office/infopath/2007/PartnerControls" elementFormDefault="qualified" attributeFormDefault="unqualified">
+    <xs:element name="Person">
+      <xs:complexType>
+        <xs:sequence>
+          <xs:element ref="pc:DisplayName" minOccurs="0"/>
+          <xs:element ref="pc:AccountId" minOccurs="0"/>
+          <xs:element ref="pc:AccountType" minOccurs="0"/>
+        </xs:sequence>
+      </xs:complexType>
+    </xs:element>
+    <xs:element name="DisplayName" type="xs:string"/>
+    <xs:element name="AccountId" type="xs:string"/>
+    <xs:element name="AccountType" type="xs:string"/>
+    <xs:element name="BDCAssociatedEntity">
+      <xs:complexType>
+        <xs:sequence>
+          <xs:element ref="pc:BDCEntity" minOccurs="0" maxOccurs="unbounded"/>
+        </xs:sequence>
+        <xs:attribute ref="pc:EntityNamespace"/>
+        <xs:attribute ref="pc:EntityName"/>
+        <xs:attribute ref="pc:SystemInstanceName"/>
+        <xs:attribute ref="pc:AssociationName"/>
+      </xs:complexType>
+    </xs:element>
+    <xs:attribute name="EntityNamespace" type="xs:string"/>
+    <xs:attribute name="EntityName" type="xs:string"/>
+    <xs:attribute name="SystemInstanceName" type="xs:string"/>
+    <xs:attribute name="AssociationName" type="xs:string"/>
+    <xs:element name="BDCEntity">
+      <xs:complexType>
+        <xs:sequence>
+          <xs:element ref="pc:EntityDisplayName" minOccurs="0"/>
+          <xs:element ref="pc:EntityInstanceReference" minOccurs="0"/>
+          <xs:element ref="pc:EntityId1" minOccurs="0"/>
+          <xs:element ref="pc:EntityId2" minOccurs="0"/>
+          <xs:element ref="pc:EntityId3" minOccurs="0"/>
+          <xs:element ref="pc:EntityId4" minOccurs="0"/>
+          <xs:element ref="pc:EntityId5" minOccurs="0"/>
+        </xs:sequence>
+      </xs:complexType>
+    </xs:element>
+    <xs:element name="EntityDisplayName" type="xs:string"/>
+    <xs:element name="EntityInstanceReference" type="xs:string"/>
+    <xs:element name="EntityId1" type="xs:string"/>
+    <xs:element name="EntityId2" type="xs:string"/>
+    <xs:element name="EntityId3" type="xs:string"/>
+    <xs:element name="EntityId4" type="xs:string"/>
+    <xs:element name="EntityId5" type="xs:string"/>
+    <xs:element name="Terms">
+      <xs:complexType>
+        <xs:sequence>
+          <xs:element ref="pc:TermInfo" minOccurs="0" maxOccurs="unbounded"/>
+        </xs:sequence>
+      </xs:complexType>
+    </xs:element>
+    <xs:element name="TermInfo">
+      <xs:complexType>
+        <xs:sequence>
+          <xs:element ref="pc:TermName" minOccurs="0"/>
+          <xs:element ref="pc:TermId" minOccurs="0"/>
+        </xs:sequence>
+      </xs:complexType>
+    </xs:element>
+    <xs:element name="TermName" type="xs:string"/>
+    <xs:element name="TermId" type="xs:string"/>
+  </xs:schema>
+</ct:contentTypeSchema>
+</file>
+
+<file path=customXml/itemProps1.xml><?xml version="1.0" encoding="utf-8"?>
+<ds:datastoreItem xmlns:ds="http://schemas.openxmlformats.org/officeDocument/2006/customXml" ds:itemID="{037F076B-2E51-46FD-916F-64DBD080DEAC}">
+  <ds:schemaRefs>
+    <ds:schemaRef ds:uri="http://schemas.microsoft.com/office/2006/metadata/properties"/>
+    <ds:schemaRef ds:uri="http://schemas.microsoft.com/office/infopath/2007/PartnerControls"/>
+    <ds:schemaRef ds:uri="e00ecd57-0d74-44e0-817c-03d4b632c110"/>
+  </ds:schemaRefs>
+</ds:datastoreItem>
+</file>
+
+<file path=customXml/itemProps2.xml><?xml version="1.0" encoding="utf-8"?>
+<ds:datastoreItem xmlns:ds="http://schemas.openxmlformats.org/officeDocument/2006/customXml" ds:itemID="{0B1EC3BC-170D-4D21-BA97-197EF66A64E1}">
+  <ds:schemaRefs>
+    <ds:schemaRef ds:uri="http://schemas.microsoft.com/sharepoint/v3/contenttype/forms"/>
+  </ds:schemaRefs>
+</ds:datastoreItem>
+</file>
+
+<file path=customXml/itemProps3.xml><?xml version="1.0" encoding="utf-8"?>
+<ds:datastoreItem xmlns:ds="http://schemas.openxmlformats.org/officeDocument/2006/customXml" ds:itemID="{45FF2F31-8466-4D09-9B00-ACD8D75EB2D7}">
+  <ds:schemaRefs>
+    <ds:schemaRef ds:uri="http://schemas.microsoft.com/office/2006/metadata/contentType"/>
+    <ds:schemaRef ds:uri="http://schemas.microsoft.com/office/2006/metadata/properties/metaAttributes"/>
+    <ds:schemaRef ds:uri="http://www.w3.org/2001/XMLSchema"/>
+    <ds:schemaRef ds:uri="http://schemas.microsoft.com/office/2006/metadata/properties"/>
+    <ds:schemaRef ds:uri="fe9583be-d565-4032-a51b-9da2e7ff098b"/>
+    <ds:schemaRef ds:uri="e00ecd57-0d74-44e0-817c-03d4b632c110"/>
+    <ds:schemaRef ds:uri="http://schemas.microsoft.com/office/2006/documentManagement/types"/>
+    <ds:schemaRef ds:uri="http://schemas.microsoft.com/office/infopath/2007/PartnerControls"/>
+    <ds:schemaRef ds:uri="http://schemas.openxmlformats.org/package/2006/metadata/core-properties"/>
+    <ds:schemaRef ds:uri="http://purl.org/dc/elements/1.1/"/>
+    <ds:schemaRef ds:uri="http://purl.org/dc/terms/"/>
+    <ds:schemaRef ds:uri="http://schemas.microsoft.com/internal/obd"/>
+  </ds:schemaRefs>
+</ds:datastoreItem>
 </file>